--- a/backend/download_templates/业务类/物业服务合同模板.docx
+++ b/backend/download_templates/业务类/物业服务合同模板.docx
@@ -17,234 +17,644 @@
     </w:p>
     <w:p/>
     <w:p>
-      <w:pPr>
-        <w:jc w:val="left"/>
-      </w:pPr>
       <w:r>
         <w:rPr>
           <w:rFonts w:ascii="Microsoft YaHei" w:hAnsi="Microsoft YaHei" w:eastAsia="Microsoft YaHei"/>
           <w:sz w:val="24"/>
         </w:rPr>
-        <w:t>甲方（委托方）：</w:t>
+        <w:t>合同编号：</w:t>
       </w:r>
       <w:r>
         <w:rPr>
           <w:rFonts w:ascii="Microsoft YaHei" w:hAnsi="Microsoft YaHei" w:eastAsia="Microsoft YaHei"/>
           <w:sz w:val="24"/>
         </w:rPr>
-        <w:t xml:space="preserve"> ______________________________</w:t>
+        <w:t>____________________</w:t>
+      </w:r>
+    </w:p>
+    <w:p/>
+    <w:p>
+      <w:r>
+        <w:rPr>
+          <w:rFonts w:ascii="Microsoft YaHei" w:hAnsi="Microsoft YaHei" w:eastAsia="Microsoft YaHei"/>
+          <w:b/>
+          <w:sz w:val="24"/>
+        </w:rPr>
+        <w:t>委托方（甲方）：</w:t>
       </w:r>
     </w:p>
     <w:p>
-      <w:pPr>
-        <w:jc w:val="left"/>
-      </w:pPr>
       <w:r>
         <w:rPr>
           <w:rFonts w:ascii="Microsoft YaHei" w:hAnsi="Microsoft YaHei" w:eastAsia="Microsoft YaHei"/>
           <w:sz w:val="24"/>
         </w:rPr>
-        <w:t>乙方（服务方）：</w:t>
+        <w:t>名称：</w:t>
       </w:r>
       <w:r>
         <w:rPr>
           <w:rFonts w:ascii="Microsoft YaHei" w:hAnsi="Microsoft YaHei" w:eastAsia="Microsoft YaHei"/>
           <w:sz w:val="24"/>
         </w:rPr>
-        <w:t xml:space="preserve"> ______________________________</w:t>
+        <w:t>______________________________</w:t>
       </w:r>
     </w:p>
-    <w:p/>
     <w:p>
-      <w:pPr>
-        <w:jc w:val="left"/>
-      </w:pPr>
       <w:r>
         <w:rPr>
           <w:rFonts w:ascii="Microsoft YaHei" w:hAnsi="Microsoft YaHei" w:eastAsia="Microsoft YaHei"/>
           <w:sz w:val="24"/>
         </w:rPr>
-        <w:t>物业地址：</w:t>
+        <w:t>地址：</w:t>
       </w:r>
       <w:r>
         <w:rPr>
           <w:rFonts w:ascii="Microsoft YaHei" w:hAnsi="Microsoft YaHei" w:eastAsia="Microsoft YaHei"/>
           <w:sz w:val="24"/>
         </w:rPr>
-        <w:t xml:space="preserve"> ______________________________</w:t>
+        <w:t>______________________________</w:t>
       </w:r>
     </w:p>
     <w:p>
-      <w:pPr>
-        <w:jc w:val="left"/>
-      </w:pPr>
       <w:r>
         <w:rPr>
           <w:rFonts w:ascii="Microsoft YaHei" w:hAnsi="Microsoft YaHei" w:eastAsia="Microsoft YaHei"/>
           <w:sz w:val="24"/>
         </w:rPr>
-        <w:t>物业服务内容：</w:t>
+        <w:t>法定代表人：</w:t>
       </w:r>
       <w:r>
         <w:rPr>
           <w:rFonts w:ascii="Microsoft YaHei" w:hAnsi="Microsoft YaHei" w:eastAsia="Microsoft YaHei"/>
           <w:sz w:val="24"/>
         </w:rPr>
-        <w:t xml:space="preserve"> ______________________________</w:t>
+        <w:t>______________________________</w:t>
       </w:r>
     </w:p>
     <w:p>
-      <w:pPr>
-        <w:jc w:val="left"/>
-      </w:pPr>
       <w:r>
         <w:rPr>
           <w:rFonts w:ascii="Microsoft YaHei" w:hAnsi="Microsoft YaHei" w:eastAsia="Microsoft YaHei"/>
           <w:sz w:val="24"/>
         </w:rPr>
-        <w:t>服务期限：</w:t>
+        <w:t>联系电话：</w:t>
       </w:r>
       <w:r>
         <w:rPr>
           <w:rFonts w:ascii="Microsoft YaHei" w:hAnsi="Microsoft YaHei" w:eastAsia="Microsoft YaHei"/>
           <w:sz w:val="24"/>
         </w:rPr>
-        <w:t xml:space="preserve"> ______________________________</w:t>
+        <w:t>______________________________</w:t>
+      </w:r>
+    </w:p>
+    <w:p/>
+    <w:p>
+      <w:r>
+        <w:rPr>
+          <w:rFonts w:ascii="Microsoft YaHei" w:hAnsi="Microsoft YaHei" w:eastAsia="Microsoft YaHei"/>
+          <w:b/>
+          <w:sz w:val="24"/>
+        </w:rPr>
+        <w:t>受托方（乙方）：</w:t>
       </w:r>
     </w:p>
     <w:p>
-      <w:pPr>
-        <w:jc w:val="left"/>
-      </w:pPr>
       <w:r>
         <w:rPr>
           <w:rFonts w:ascii="Microsoft YaHei" w:hAnsi="Microsoft YaHei" w:eastAsia="Microsoft YaHei"/>
           <w:sz w:val="24"/>
         </w:rPr>
-        <w:t>物业费及支付方式：</w:t>
+        <w:t>名称：</w:t>
       </w:r>
       <w:r>
         <w:rPr>
           <w:rFonts w:ascii="Microsoft YaHei" w:hAnsi="Microsoft YaHei" w:eastAsia="Microsoft YaHei"/>
           <w:sz w:val="24"/>
         </w:rPr>
-        <w:t xml:space="preserve"> ______________________________</w:t>
+        <w:t>______________________________</w:t>
       </w:r>
     </w:p>
-    <w:p/>
     <w:p>
-      <w:pPr>
-        <w:jc w:val="left"/>
-      </w:pPr>
       <w:r>
         <w:rPr>
           <w:rFonts w:ascii="Microsoft YaHei" w:hAnsi="Microsoft YaHei" w:eastAsia="Microsoft YaHei"/>
           <w:sz w:val="24"/>
         </w:rPr>
-        <w:t>双方权利与义务：</w:t>
+        <w:t>地址：</w:t>
       </w:r>
       <w:r>
         <w:rPr>
           <w:rFonts w:ascii="Microsoft YaHei" w:hAnsi="Microsoft YaHei" w:eastAsia="Microsoft YaHei"/>
           <w:sz w:val="24"/>
         </w:rPr>
-        <w:t xml:space="preserve"> ______________________________</w:t>
+        <w:t>______________________________</w:t>
       </w:r>
     </w:p>
     <w:p>
-      <w:pPr>
-        <w:jc w:val="left"/>
-      </w:pPr>
       <w:r>
         <w:rPr>
           <w:rFonts w:ascii="Microsoft YaHei" w:hAnsi="Microsoft YaHei" w:eastAsia="Microsoft YaHei"/>
           <w:sz w:val="24"/>
         </w:rPr>
-        <w:t>违约责任：</w:t>
+        <w:t>法定代表人：</w:t>
       </w:r>
       <w:r>
         <w:rPr>
           <w:rFonts w:ascii="Microsoft YaHei" w:hAnsi="Microsoft YaHei" w:eastAsia="Microsoft YaHei"/>
           <w:sz w:val="24"/>
         </w:rPr>
-        <w:t xml:space="preserve"> ______________________________</w:t>
+        <w:t>______________________________</w:t>
       </w:r>
     </w:p>
     <w:p>
-      <w:pPr>
-        <w:jc w:val="left"/>
-      </w:pPr>
       <w:r>
         <w:rPr>
           <w:rFonts w:ascii="Microsoft YaHei" w:hAnsi="Microsoft YaHei" w:eastAsia="Microsoft YaHei"/>
           <w:sz w:val="24"/>
         </w:rPr>
-        <w:t>争议解决方式：</w:t>
+        <w:t>联系电话：</w:t>
       </w:r>
       <w:r>
         <w:rPr>
           <w:rFonts w:ascii="Microsoft YaHei" w:hAnsi="Microsoft YaHei" w:eastAsia="Microsoft YaHei"/>
           <w:sz w:val="24"/>
         </w:rPr>
-        <w:t xml:space="preserve"> ______________________________</w:t>
+        <w:t>______________________________</w:t>
       </w:r>
     </w:p>
-    <w:p/>
     <w:p>
-      <w:pPr>
-        <w:jc w:val="left"/>
-      </w:pPr>
       <w:r>
         <w:rPr>
           <w:rFonts w:ascii="Microsoft YaHei" w:hAnsi="Microsoft YaHei" w:eastAsia="Microsoft YaHei"/>
           <w:sz w:val="24"/>
         </w:rPr>
-        <w:t>甲方签章：</w:t>
+        <w:t>资质等级：</w:t>
       </w:r>
       <w:r>
         <w:rPr>
           <w:rFonts w:ascii="Microsoft YaHei" w:hAnsi="Microsoft YaHei" w:eastAsia="Microsoft YaHei"/>
           <w:sz w:val="24"/>
         </w:rPr>
-        <w:t xml:space="preserve"> ____________________</w:t>
+        <w:t>______________________________</w:t>
+      </w:r>
+    </w:p>
+    <w:p/>
+    <w:p>
+      <w:pPr>
+        <w:ind w:firstLine="420"/>
+      </w:pPr>
+      <w:r>
+        <w:rPr>
+          <w:rFonts w:ascii="Microsoft YaHei" w:hAnsi="Microsoft YaHei" w:eastAsia="Microsoft YaHei"/>
+          <w:b w:val="0"/>
+          <w:sz w:val="24"/>
+        </w:rPr>
+        <w:t>根据《中华人民共和国民法典》、《物业管理条例》及相关法律法规，甲乙双方在平等、自愿、公平和诚实信用的基础上，就物业服务事宜协商一致，签订本合同。</w:t>
+      </w:r>
+    </w:p>
+    <w:p/>
+    <w:p>
+      <w:r>
+        <w:rPr>
+          <w:rFonts w:ascii="Microsoft YaHei" w:hAnsi="Microsoft YaHei" w:eastAsia="Microsoft YaHei"/>
+          <w:b/>
+          <w:sz w:val="24"/>
+        </w:rPr>
+        <w:t>一、物业基本情况</w:t>
       </w:r>
     </w:p>
     <w:p>
       <w:pPr>
-        <w:jc w:val="left"/>
+        <w:ind w:firstLine="420"/>
       </w:pPr>
       <w:r>
         <w:rPr>
           <w:rFonts w:ascii="Microsoft YaHei" w:hAnsi="Microsoft YaHei" w:eastAsia="Microsoft YaHei"/>
+          <w:b w:val="0"/>
           <w:sz w:val="24"/>
         </w:rPr>
-        <w:t>乙方签章：</w:t>
-      </w:r>
-      <w:r>
-        <w:rPr>
-          <w:rFonts w:ascii="Microsoft YaHei" w:hAnsi="Microsoft YaHei" w:eastAsia="Microsoft YaHei"/>
-          <w:sz w:val="24"/>
-        </w:rPr>
-        <w:t xml:space="preserve"> ____________________</w:t>
+        <w:t>物业名称：________________</w:t>
       </w:r>
     </w:p>
     <w:p>
       <w:pPr>
-        <w:jc w:val="left"/>
+        <w:ind w:firstLine="420"/>
       </w:pPr>
       <w:r>
         <w:rPr>
           <w:rFonts w:ascii="Microsoft YaHei" w:hAnsi="Microsoft YaHei" w:eastAsia="Microsoft YaHei"/>
+          <w:b w:val="0"/>
           <w:sz w:val="24"/>
         </w:rPr>
-        <w:t>签订日期：</w:t>
+        <w:t>物业地址：________________</w:t>
       </w:r>
+    </w:p>
+    <w:p>
+      <w:pPr>
+        <w:ind w:firstLine="420"/>
+      </w:pPr>
       <w:r>
         <w:rPr>
           <w:rFonts w:ascii="Microsoft YaHei" w:hAnsi="Microsoft YaHei" w:eastAsia="Microsoft YaHei"/>
+          <w:b w:val="0"/>
           <w:sz w:val="24"/>
         </w:rPr>
-        <w:t xml:space="preserve"> ____________________</w:t>
+        <w:t>物业类型：□住宅 □商业 □办公 □其他：____</w:t>
+      </w:r>
+    </w:p>
+    <w:p>
+      <w:pPr>
+        <w:ind w:firstLine="420"/>
+      </w:pPr>
+      <w:r>
+        <w:rPr>
+          <w:rFonts w:ascii="Microsoft YaHei" w:hAnsi="Microsoft YaHei" w:eastAsia="Microsoft YaHei"/>
+          <w:b w:val="0"/>
+          <w:sz w:val="24"/>
+        </w:rPr>
+        <w:t>建筑面积：____平方米</w:t>
+      </w:r>
+    </w:p>
+    <w:p/>
+    <w:p>
+      <w:r>
+        <w:rPr>
+          <w:rFonts w:ascii="Microsoft YaHei" w:hAnsi="Microsoft YaHei" w:eastAsia="Microsoft YaHei"/>
+          <w:b/>
+          <w:sz w:val="24"/>
+        </w:rPr>
+        <w:t>二、服务期限</w:t>
+      </w:r>
+    </w:p>
+    <w:p>
+      <w:pPr>
+        <w:ind w:firstLine="420"/>
+      </w:pPr>
+      <w:r>
+        <w:rPr>
+          <w:rFonts w:ascii="Microsoft YaHei" w:hAnsi="Microsoft YaHei" w:eastAsia="Microsoft YaHei"/>
+          <w:b w:val="0"/>
+          <w:sz w:val="24"/>
+        </w:rPr>
+        <w:t>自____年____月____日起至____年____月____日止。</w:t>
+      </w:r>
+    </w:p>
+    <w:p/>
+    <w:p>
+      <w:r>
+        <w:rPr>
+          <w:rFonts w:ascii="Microsoft YaHei" w:hAnsi="Microsoft YaHei" w:eastAsia="Microsoft YaHei"/>
+          <w:b/>
+          <w:sz w:val="24"/>
+        </w:rPr>
+        <w:t>三、服务内容</w:t>
+      </w:r>
+    </w:p>
+    <w:p>
+      <w:pPr>
+        <w:ind w:firstLine="420"/>
+      </w:pPr>
+      <w:r>
+        <w:rPr>
+          <w:rFonts w:ascii="Microsoft YaHei" w:hAnsi="Microsoft YaHei" w:eastAsia="Microsoft YaHei"/>
+          <w:b w:val="0"/>
+          <w:sz w:val="24"/>
+        </w:rPr>
+        <w:t>1. 物业共用部位及共用设施设备的维护和管理；</w:t>
+      </w:r>
+    </w:p>
+    <w:p>
+      <w:pPr>
+        <w:ind w:firstLine="420"/>
+      </w:pPr>
+      <w:r>
+        <w:rPr>
+          <w:rFonts w:ascii="Microsoft YaHei" w:hAnsi="Microsoft YaHei" w:eastAsia="Microsoft YaHei"/>
+          <w:b w:val="0"/>
+          <w:sz w:val="24"/>
+        </w:rPr>
+        <w:t>2. 公共区域清洁卫生；</w:t>
+      </w:r>
+    </w:p>
+    <w:p>
+      <w:pPr>
+        <w:ind w:firstLine="420"/>
+      </w:pPr>
+      <w:r>
+        <w:rPr>
+          <w:rFonts w:ascii="Microsoft YaHei" w:hAnsi="Microsoft YaHei" w:eastAsia="Microsoft YaHei"/>
+          <w:b w:val="0"/>
+          <w:sz w:val="24"/>
+        </w:rPr>
+        <w:t>3. 公共区域绿化养护；</w:t>
+      </w:r>
+    </w:p>
+    <w:p>
+      <w:pPr>
+        <w:ind w:firstLine="420"/>
+      </w:pPr>
+      <w:r>
+        <w:rPr>
+          <w:rFonts w:ascii="Microsoft YaHei" w:hAnsi="Microsoft YaHei" w:eastAsia="Microsoft YaHei"/>
+          <w:b w:val="0"/>
+          <w:sz w:val="24"/>
+        </w:rPr>
+        <w:t>4. 公共区域秩序维护和安全防范；</w:t>
+      </w:r>
+    </w:p>
+    <w:p>
+      <w:pPr>
+        <w:ind w:firstLine="420"/>
+      </w:pPr>
+      <w:r>
+        <w:rPr>
+          <w:rFonts w:ascii="Microsoft YaHei" w:hAnsi="Microsoft YaHei" w:eastAsia="Microsoft YaHei"/>
+          <w:b w:val="0"/>
+          <w:sz w:val="24"/>
+        </w:rPr>
+        <w:t>5. 物业档案资料管理；</w:t>
+      </w:r>
+    </w:p>
+    <w:p>
+      <w:pPr>
+        <w:ind w:firstLine="420"/>
+      </w:pPr>
+      <w:r>
+        <w:rPr>
+          <w:rFonts w:ascii="Microsoft YaHei" w:hAnsi="Microsoft YaHei" w:eastAsia="Microsoft YaHei"/>
+          <w:b w:val="0"/>
+          <w:sz w:val="24"/>
+        </w:rPr>
+        <w:t>6. 其他：________________。</w:t>
+      </w:r>
+    </w:p>
+    <w:p/>
+    <w:p>
+      <w:r>
+        <w:rPr>
+          <w:rFonts w:ascii="Microsoft YaHei" w:hAnsi="Microsoft YaHei" w:eastAsia="Microsoft YaHei"/>
+          <w:b/>
+          <w:sz w:val="24"/>
+        </w:rPr>
+        <w:t>四、物业服务费</w:t>
+      </w:r>
+    </w:p>
+    <w:p>
+      <w:pPr>
+        <w:ind w:firstLine="420"/>
+      </w:pPr>
+      <w:r>
+        <w:rPr>
+          <w:rFonts w:ascii="Microsoft YaHei" w:hAnsi="Microsoft YaHei" w:eastAsia="Microsoft YaHei"/>
+          <w:b w:val="0"/>
+          <w:sz w:val="24"/>
+        </w:rPr>
+        <w:t>1. 收费标准：每月每平方米人民币____元。</w:t>
+      </w:r>
+    </w:p>
+    <w:p>
+      <w:pPr>
+        <w:ind w:firstLine="420"/>
+      </w:pPr>
+      <w:r>
+        <w:rPr>
+          <w:rFonts w:ascii="Microsoft YaHei" w:hAnsi="Microsoft YaHei" w:eastAsia="Microsoft YaHei"/>
+          <w:b w:val="0"/>
+          <w:sz w:val="24"/>
+        </w:rPr>
+        <w:t>2. 月物业服务费：人民币____元。</w:t>
+      </w:r>
+    </w:p>
+    <w:p>
+      <w:pPr>
+        <w:ind w:firstLine="420"/>
+      </w:pPr>
+      <w:r>
+        <w:rPr>
+          <w:rFonts w:ascii="Microsoft YaHei" w:hAnsi="Microsoft YaHei" w:eastAsia="Microsoft YaHei"/>
+          <w:b w:val="0"/>
+          <w:sz w:val="24"/>
+        </w:rPr>
+        <w:t>3. 付款方式：□按月支付 □按季支付 □按年支付</w:t>
+      </w:r>
+    </w:p>
+    <w:p>
+      <w:pPr>
+        <w:ind w:firstLine="420"/>
+      </w:pPr>
+      <w:r>
+        <w:rPr>
+          <w:rFonts w:ascii="Microsoft YaHei" w:hAnsi="Microsoft YaHei" w:eastAsia="Microsoft YaHei"/>
+          <w:b w:val="0"/>
+          <w:sz w:val="24"/>
+        </w:rPr>
+        <w:t>4. 付款时间：每期费用应于____日前支付。</w:t>
+      </w:r>
+    </w:p>
+    <w:p/>
+    <w:p>
+      <w:r>
+        <w:rPr>
+          <w:rFonts w:ascii="Microsoft YaHei" w:hAnsi="Microsoft YaHei" w:eastAsia="Microsoft YaHei"/>
+          <w:b/>
+          <w:sz w:val="24"/>
+        </w:rPr>
+        <w:t>五、甲方权利义务</w:t>
+      </w:r>
+    </w:p>
+    <w:p>
+      <w:pPr>
+        <w:ind w:firstLine="420"/>
+      </w:pPr>
+      <w:r>
+        <w:rPr>
+          <w:rFonts w:ascii="Microsoft YaHei" w:hAnsi="Microsoft YaHei" w:eastAsia="Microsoft YaHei"/>
+          <w:b w:val="0"/>
+          <w:sz w:val="24"/>
+        </w:rPr>
+        <w:t>1. 监督乙方的物业服务工作；</w:t>
+      </w:r>
+    </w:p>
+    <w:p>
+      <w:pPr>
+        <w:ind w:firstLine="420"/>
+      </w:pPr>
+      <w:r>
+        <w:rPr>
+          <w:rFonts w:ascii="Microsoft YaHei" w:hAnsi="Microsoft YaHei" w:eastAsia="Microsoft YaHei"/>
+          <w:b w:val="0"/>
+          <w:sz w:val="24"/>
+        </w:rPr>
+        <w:t>2. 按时支付物业服务费；</w:t>
+      </w:r>
+    </w:p>
+    <w:p>
+      <w:pPr>
+        <w:ind w:firstLine="420"/>
+      </w:pPr>
+      <w:r>
+        <w:rPr>
+          <w:rFonts w:ascii="Microsoft YaHei" w:hAnsi="Microsoft YaHei" w:eastAsia="Microsoft YaHei"/>
+          <w:b w:val="0"/>
+          <w:sz w:val="24"/>
+        </w:rPr>
+        <w:t>3. 遵守物业管理制度。</w:t>
+      </w:r>
+    </w:p>
+    <w:p/>
+    <w:p>
+      <w:r>
+        <w:rPr>
+          <w:rFonts w:ascii="Microsoft YaHei" w:hAnsi="Microsoft YaHei" w:eastAsia="Microsoft YaHei"/>
+          <w:b/>
+          <w:sz w:val="24"/>
+        </w:rPr>
+        <w:t>六、乙方权利义务</w:t>
+      </w:r>
+    </w:p>
+    <w:p>
+      <w:pPr>
+        <w:ind w:firstLine="420"/>
+      </w:pPr>
+      <w:r>
+        <w:rPr>
+          <w:rFonts w:ascii="Microsoft YaHei" w:hAnsi="Microsoft YaHei" w:eastAsia="Microsoft YaHei"/>
+          <w:b w:val="0"/>
+          <w:sz w:val="24"/>
+        </w:rPr>
+        <w:t>1. 按约定提供物业服务；</w:t>
+      </w:r>
+    </w:p>
+    <w:p>
+      <w:pPr>
+        <w:ind w:firstLine="420"/>
+      </w:pPr>
+      <w:r>
+        <w:rPr>
+          <w:rFonts w:ascii="Microsoft YaHei" w:hAnsi="Microsoft YaHei" w:eastAsia="Microsoft YaHei"/>
+          <w:b w:val="0"/>
+          <w:sz w:val="24"/>
+        </w:rPr>
+        <w:t>2. 按时收取物业服务费；</w:t>
+      </w:r>
+    </w:p>
+    <w:p>
+      <w:pPr>
+        <w:ind w:firstLine="420"/>
+      </w:pPr>
+      <w:r>
+        <w:rPr>
+          <w:rFonts w:ascii="Microsoft YaHei" w:hAnsi="Microsoft YaHei" w:eastAsia="Microsoft YaHei"/>
+          <w:b w:val="0"/>
+          <w:sz w:val="24"/>
+        </w:rPr>
+        <w:t>3. 定期公布物业服务费用收支情况。</w:t>
+      </w:r>
+    </w:p>
+    <w:p/>
+    <w:p>
+      <w:r>
+        <w:rPr>
+          <w:rFonts w:ascii="Microsoft YaHei" w:hAnsi="Microsoft YaHei" w:eastAsia="Microsoft YaHei"/>
+          <w:b/>
+          <w:sz w:val="24"/>
+        </w:rPr>
+        <w:t>七、违约责任</w:t>
+      </w:r>
+    </w:p>
+    <w:p>
+      <w:pPr>
+        <w:ind w:firstLine="420"/>
+      </w:pPr>
+      <w:r>
+        <w:rPr>
+          <w:rFonts w:ascii="Microsoft YaHei" w:hAnsi="Microsoft YaHei" w:eastAsia="Microsoft YaHei"/>
+          <w:b w:val="0"/>
+          <w:sz w:val="24"/>
+        </w:rPr>
+        <w:t>任何一方违反本合同约定的，应承担相应的违约责任。</w:t>
+      </w:r>
+    </w:p>
+    <w:p/>
+    <w:p>
+      <w:r>
+        <w:rPr>
+          <w:rFonts w:ascii="Microsoft YaHei" w:hAnsi="Microsoft YaHei" w:eastAsia="Microsoft YaHei"/>
+          <w:b/>
+          <w:sz w:val="24"/>
+        </w:rPr>
+        <w:t>八、争议解决</w:t>
+      </w:r>
+    </w:p>
+    <w:p>
+      <w:pPr>
+        <w:ind w:firstLine="420"/>
+      </w:pPr>
+      <w:r>
+        <w:rPr>
+          <w:rFonts w:ascii="Microsoft YaHei" w:hAnsi="Microsoft YaHei" w:eastAsia="Microsoft YaHei"/>
+          <w:b w:val="0"/>
+          <w:sz w:val="24"/>
+        </w:rPr>
+        <w:t>本合同履行过程中发生争议，双方协商解决；协商不成的，可向人民法院提起诉讼。</w:t>
+      </w:r>
+    </w:p>
+    <w:p/>
+    <w:p>
+      <w:r>
+        <w:rPr>
+          <w:rFonts w:ascii="Microsoft YaHei" w:hAnsi="Microsoft YaHei" w:eastAsia="Microsoft YaHei"/>
+          <w:b/>
+          <w:sz w:val="24"/>
+        </w:rPr>
+        <w:t>九、其他约定</w:t>
+      </w:r>
+    </w:p>
+    <w:p>
+      <w:pPr>
+        <w:ind w:firstLine="420"/>
+      </w:pPr>
+      <w:r>
+        <w:rPr>
+          <w:rFonts w:ascii="Microsoft YaHei" w:hAnsi="Microsoft YaHei" w:eastAsia="Microsoft YaHei"/>
+          <w:b w:val="0"/>
+          <w:sz w:val="24"/>
+        </w:rPr>
+        <w:t>本合同一式两份，甲乙双方各执一份，自双方签字盖章之日起生效。</w:t>
+      </w:r>
+    </w:p>
+    <w:p/>
+    <w:p/>
+    <w:p>
+      <w:r>
+        <w:rPr>
+          <w:rFonts w:ascii="Microsoft YaHei" w:hAnsi="Microsoft YaHei" w:eastAsia="Microsoft YaHei"/>
+          <w:b w:val="0"/>
+          <w:sz w:val="24"/>
+        </w:rPr>
+        <w:t>甲方（盖章）：                          乙方（盖章）：</w:t>
+      </w:r>
+    </w:p>
+    <w:p/>
+    <w:p>
+      <w:r>
+        <w:rPr>
+          <w:rFonts w:ascii="Microsoft YaHei" w:hAnsi="Microsoft YaHei" w:eastAsia="Microsoft YaHei"/>
+          <w:b w:val="0"/>
+          <w:sz w:val="24"/>
+        </w:rPr>
+        <w:t>法定代表人：                            法定代表人：</w:t>
+      </w:r>
+    </w:p>
+    <w:p/>
+    <w:p>
+      <w:r>
+        <w:rPr>
+          <w:rFonts w:ascii="Microsoft YaHei" w:hAnsi="Microsoft YaHei" w:eastAsia="Microsoft YaHei"/>
+          <w:b w:val="0"/>
+          <w:sz w:val="24"/>
+        </w:rPr>
+        <w:t>签订日期：____年____月____日</w:t>
       </w:r>
     </w:p>
     <w:sectPr>
@@ -620,10 +1030,6 @@
     <w:name w:val="Normal"/>
     <w:qFormat/>
     <w:rsid w:val="00FC693F"/>
-    <w:rPr>
-      <w:rFonts w:ascii="Microsoft YaHei" w:hAnsi="Microsoft YaHei" w:eastAsia="Microsoft YaHei"/>
-      <w:sz w:val="24"/>
-    </w:rPr>
   </w:style>
   <w:style w:type="paragraph" w:styleId="Header">
     <w:name w:val="header"/>
